--- a/document_templates/russian_library/Исковые_заявления/Семейные_споры/шаблон_Исковое_заявление_по_алиментам_на_ребёнка.docx
+++ b/document_templates/russian_library/Исковые_заявления/Семейные_споры/шаблон_Исковое_заявление_по_алиментам_на_ребёнка.docx
@@ -27,7 +27,7 @@
           <w:sz w:val="24"/>
           <w:szCs w:val="24"/>
         </w:rPr>
-        <w:t xml:space="preserve">{{ w_t_w_r_w_prooferr_w_type_spellstart_w_r_w_rsidr_007559e7_w_rpr_w_rfonts_w_ascii_times_new_roman_w_hansi_times_new_roman_w_cs_times_new_roman_w_sz_w_val_24_w_szcs_w_val_24_w_lang_w_val_en_us_w_rpr_w_t_court_name_w_t_w_r_w_prooferr_w_type_spellend_w_r_w_rsidr_007559e7_w_rpr_w_rfonts_w_ascii_times_new_roman_w_hansi_times_new_roman_w_cs_times_new_roman_w_sz_w_val_24_w_szcs_w_val_24_w_lang_w_val_en_us_w_rpr_w_t_xml_space_preserve }}</w:t>
+        <w:t xml:space="preserve">{{ court_name }}</w:t>
       </w:r>
     </w:p>
     <w:p>
@@ -41,15 +41,14 @@
           <w:lang w:val="en-US"/>
         </w:rPr>
       </w:pPr>
-      <w:proofErr w:type="gramStart"/>
-      <w:r>
-        <w:rPr>
-          <w:rFonts w:ascii="Times New Roman" w:hAnsi="Times New Roman" w:cs="Times New Roman"/>
-          <w:sz w:val="24"/>
-          <w:szCs w:val="24"/>
-          <w:lang w:val="en-US"/>
-        </w:rPr>
-        <w:t xml:space="preserve">{{ w_t_w_r_w_prooferr_w_type_spellstart_w_r_w_rpr_w_rfonts_w_ascii_times_new_roman_w_hansi_times_new_roman_w_cs_times_new_roman_w_sz_w_val_24_w_szcs_w_val_24_w_lang_w_val_en_us_w_rpr_w_t_court_w_t_w_r_w_prooferr_w_type_gramend_w_r_w_rsidrpr_0021101d_w_rpr_w_rfonts_w_ascii_times_new_roman_w_hansi_times_new_roman_w_cs_times_new_roman_w_sz_w_val_24_w_szcs_w_val_24_w_lang_w_val_en_us_w_rpr_w_t_w_t_w_r_w_r_w_rpr_w_rfonts_w_ascii_times_new_roman_w_hansi_times_new_roman_w_cs_times_new_roman_w_sz_w_val_24_w_szcs_w_val_24_w_lang_w_val_en_us_w_rpr_w_t_address_w_t_w_r_w_prooferr_w_type_spellend_w_r_w_rsidrpr_0021101d_w_rpr_w_rfonts_w_ascii_times_new_roman_w_hansi_times_new_roman_w_cs_times_new_roman_w_sz_w_val_24_w_szcs_w_val_24_w_lang_w_val_en_us_w_rpr_w_t_xml_space_preserve }}</w:t>
+      <w:r>
+        <w:rPr>
+          <w:rFonts w:ascii="Times New Roman" w:hAnsi="Times New Roman" w:cs="Times New Roman"/>
+          <w:sz w:val="24"/>
+          <w:szCs w:val="24"/>
+          <w:lang w:val="en-US"/>
+        </w:rPr>
+        <w:t xml:space="preserve">{{ court_address }}</w:t>
       </w:r>
     </w:p>
     <w:p>
@@ -151,7 +150,7 @@
           <w:szCs w:val="24"/>
           <w:lang w:val="en-US"/>
         </w:rPr>
-        <w:t xml:space="preserve">{{ w_t_w_r_w_prooferr_w_type_spellstart_w_r_w_rpr_w_rfonts_w_ascii_times_new_roman_w_hansi_times_new_roman_w_cs_times_new_roman_w_sz_w_val_24_w_szcs_w_val_24_w_lang_w_val_en_us_w_rpr_w_t_plaintiff_registration_address_w_t_w_r_w_prooferr_w_type_spellend_w_r_w_rpr_w_rfonts_w_ascii_times_new_roman_w_hansi_times_new_roman_w_cs_times_new_roman_w_sz_w_val_24_w_szcs_w_val_24_w_lang_w_val_en_us_w_rpr_w_t_xml_space_preserve }}</w:t>
+        <w:t xml:space="preserve">{{ plaintiff_registration_address }}</w:t>
       </w:r>
     </w:p>
     <w:p>
@@ -189,7 +188,7 @@
           <w:szCs w:val="24"/>
           <w:lang w:val="en-US"/>
         </w:rPr>
-        <w:t xml:space="preserve">{{ w_t_w_r_w_prooferr_w_type_spellstart_w_r_w_rpr_w_rfonts_w_ascii_times_new_roman_w_hansi_times_new_roman_w_cs_times_new_roman_w_sz_w_val_24_w_szcs_w_val_24_w_lang_w_val_en_us_w_rpr_w_t_passport_plaintiff_w_t_w_r_w_prooferr_w_type_spellend_w_r_w_rpr_w_rfonts_w_ascii_times_new_roman_w_hansi_times_new_roman_w_cs_times_new_roman_w_sz_w_val_24_w_szcs_w_val_24_w_lang_w_val_en_us_w_rpr_w_t_xml_space_preserve }}</w:t>
+        <w:t xml:space="preserve">{{ passport_plaintiff }}</w:t>
       </w:r>
     </w:p>
     <w:p>
@@ -282,7 +281,7 @@
           <w:szCs w:val="24"/>
           <w:lang w:val="en-US"/>
         </w:rPr>
-        <w:t xml:space="preserve">{{ w_t_w_r_w_prooferr_w_type_spellstart_w_r_w_rsidr_007559e7_w_rpr_w_rfonts_w_ascii_times_new_roman_w_hansi_times_new_roman_w_cs_times_new_roman_w_sz_w_val_24_w_szcs_w_val_24_w_lang_w_val_en_us_w_rpr_w_t_defendant_registration_address_w_t_w_r_w_prooferr_w_type_spellend_w_r_w_rsidr_007559e7_w_rpr_w_rfonts_w_ascii_times_new_roman_w_hansi_times_new_roman_w_cs_times_new_roman_w_sz_w_val_24_w_szcs_w_val_24_w_lang_w_val_en_us_w_rpr_w_t_xml_space_preserve }}</w:t>
+        <w:t xml:space="preserve">{{ defendant_registration_address }}</w:t>
       </w:r>
     </w:p>
     <w:p>
@@ -309,7 +308,7 @@
           <w:sz w:val="24"/>
           <w:szCs w:val="24"/>
         </w:rPr>
-        <w:t xml:space="preserve">{{ w_t_w_r_w_r_w_rpr_w_rfonts_w_ascii_times_new_roman_w_hansi_times_new_roman_w_cs_times_new_roman_w_sz_w_val_24_w_szcs_w_val_24_w_lang_w_val_en_us_w_rpr_w_t_passport_w_t_w_r_w_r_w_rsidrpr_0021101d_w_rpr_w_rfonts_w_ascii_times_new_roman_w_hansi_times_new_roman_w_cs_times_new_roman_w_sz_w_val_24_w_szcs_w_val_24_w_rpr_w_t_w_t_w_r_w_r_w_rpr_w_rfonts_w_ascii_times_new_roman_w_hansi_times_new_roman_w_cs_times_new_roman_w_sz_w_val_24_w_szcs_w_val_24_w_lang_w_val_en_us_w_rpr_w_t_defendant_w_t_w_r_w_r_w_rsidrpr_0021101d_w_rpr_w_rfonts_w_ascii_times_new_roman_w_hansi_times_new_roman_w_cs_times_new_roman_w_sz_w_val_24_w_szcs_w_val_24_w_rpr_w_t_xml_space_preserve }}</w:t>
+        <w:t xml:space="preserve">{{ passport_defendant }}</w:t>
       </w:r>
     </w:p>
     <w:p>
@@ -354,7 +353,7 @@
           <w:sz w:val="24"/>
           <w:szCs w:val="24"/>
         </w:rPr>
-        <w:t xml:space="preserve">{{ w_t_w_r_w_r_w_rsidr_007559e7_w_rpr_w_rfonts_w_ascii_times_new_roman_w_hansi_times_new_roman_w_cs_times_new_roman_w_sz_w_val_24_w_szcs_w_val_24_w_lang_w_val_en_us_w_rpr_w_t_plaintiff_w_t_w_r_w_r_w_rsidr_007559e7_w_rsidrpr_007559e7_w_rpr_w_rfonts_w_ascii_times_new_roman_w_hansi_times_new_roman_w_cs_times_new_roman_w_sz_w_val_24_w_szcs_w_val_24_w_rpr_w_t_xml_space_preserve }}</w:t>
+        <w:t xml:space="preserve">{{ plaintiff }}</w:t>
       </w:r>
       <w:r>
         <w:rPr>
@@ -370,7 +369,7 @@
           <w:sz w:val="24"/>
           <w:szCs w:val="24"/>
         </w:rPr>
-        <w:t xml:space="preserve">{{ w_t_w_r_w_r_w_rsidr_007559e7_w_rpr_w_rfonts_w_ascii_times_new_roman_w_hansi_times_new_roman_w_cs_times_new_roman_w_sz_w_val_24_w_szcs_w_val_24_w_lang_w_val_en_us_w_rpr_w_t_date_w_t_w_r_w_r_w_rsidr_007559e7_w_rsidrpr_007559e7_w_rpr_w_rfonts_w_ascii_times_new_roman_w_hansi_times_new_roman_w_cs_times_new_roman_w_sz_w_val_24_w_szcs_w_val_24_w_rpr_w_t_w_t_w_r_w_r_w_rsidr_007559e7_w_rpr_w_rfonts_w_ascii_times_new_roman_w_hansi_times_new_roman_w_cs_times_new_roman_w_sz_w_val_24_w_szcs_w_val_24_w_lang_w_val_en_us_w_rpr_w_t_to_w_t_w_r_w_r_w_rsidr_007559e7_w_rsidrpr_007559e7_w_rpr_w_rfonts_w_ascii_times_new_roman_w_hansi_times_new_roman_w_cs_times_new_roman_w_sz_w_val_24_w_szcs_w_val_24_w_rpr_w_t_xml_space_preserve }}</w:t>
+        <w:t xml:space="preserve">{{ date_to }}</w:t>
       </w:r>
       <w:r>
         <w:rPr>
@@ -386,7 +385,7 @@
           <w:sz w:val="24"/>
           <w:szCs w:val="24"/>
         </w:rPr>
-        <w:t xml:space="preserve">{{ w_t_w_r_w_r_w_rsidr_007559e7_w_rpr_w_rfonts_w_ascii_times_new_roman_w_hansi_times_new_roman_w_cs_times_new_roman_w_sz_w_val_24_w_szcs_w_val_24_w_lang_w_val_en_us_w_rpr_w_t_children_w_t_w_r_w_r_w_rsidr_007559e7_w_rsidrpr_007559e7_w_rpr_w_rfonts_w_ascii_times_new_roman_w_hansi_times_new_roman_w_cs_times_new_roman_w_sz_w_val_24_w_szcs_w_val_24_w_rpr_w_t_w_t_w_r_w_r_w_rsidr_007559e7_w_rpr_w_rfonts_w_ascii_times_new_roman_w_hansi_times_new_roman_w_cs_times_new_roman_w_sz_w_val_24_w_szcs_w_val_24_w_lang_w_val_en_us_w_rpr_w_t_name_w_t_w_r_w_r_w_rsidr_007559e7_w_rsidrpr_007559e7_w_rpr_w_rfonts_w_ascii_times_new_roman_w_hansi_times_new_roman_w_cs_times_new_roman_w_sz_w_val_24_w_szcs_w_val_24_w_rpr_w_t_w_t_w_r_w_r_w_rsidr_0021101d_w_rpr_w_rfonts_w_ascii_times_new_roman_w_hansi_times_new_roman_w_cs_times_new_roman_w_sz_w_val_24_w_szcs_w_val_24_w_lang_w_val_en_us_w_rpr_w_t_third_w_t_w_r_w_r_w_rsidr_007559e7_w_rsidrpr_007559e7_w_rpr_w_rfonts_w_ascii_times_new_roman_w_hansi_times_new_roman_w_cs_times_new_roman_w_sz_w_val_24_w_szcs_w_val_24_w_rpr_w_t_xml_space_preserve }} {{ w_t_w_r_w_r_w_rsidr_007559e7_w_rpr_w_rfonts_w_ascii_times_new_roman_w_hansi_times_new_roman_w_cs_times_new_roman_w_sz_w_val_24_w_szcs_w_val_24_w_lang_w_val_en_us_w_rpr_w_t_children_w_t_w_r_w_r_w_rsidr_007559e7_w_rsidrpr_007559e7_w_rpr_w_rfonts_w_ascii_times_new_roman_w_hansi_times_new_roman_w_cs_times_new_roman_w_sz_w_val_24_w_szcs_w_val_24_w_rpr_w_t_w_t_w_r_w_r_w_rsidr_007559e7_w_rpr_w_rfonts_w_ascii_times_new_roman_w_hansi_times_new_roman_w_cs_times_new_roman_w_sz_w_val_24_w_szcs_w_val_24_w_lang_w_val_en_us_w_rpr_w_t_year_w_t_w_r_w_r_w_rsidr_007559e7_w_rsidrpr_007559e7_w_rpr_w_rfonts_w_ascii_times_new_roman_w_hansi_times_new_roman_w_cs_times_new_roman_w_sz_w_val_24_w_szcs_w_val_24_w_rpr_w_t_w_t_w_r_w_r_w_rsidr_007559e7_w_rpr_w_rfonts_w_ascii_times_new_roman_w_hansi_times_new_roman_w_cs_times_new_roman_w_sz_w_val_24_w_szcs_w_val_24_w_lang_w_val_en_us_w_rpr_w_t_of_w_t_w_r_w_r_w_rsidr_007559e7_w_rsidrpr_007559e7_w_rpr_w_rfonts_w_ascii_times_new_roman_w_hansi_times_new_roman_w_cs_times_new_roman_w_sz_w_val_24_w_szcs_w_val_24_w_rpr_w_t_w_t_w_r_w_r_w_rsidr_007559e7_w_rpr_w_rfonts_w_ascii_times_new_roman_w_hansi_times_new_roman_w_cs_times_new_roman_w_sz_w_val_24_w_szcs_w_val_24_w_lang_w_val_en_us_w_rpr_w_t_birth_w_t_w_r_w_r_w_rsidr_007559e7_w_rsidrpr_007559e7_w_rpr_w_rfonts_w_ascii_times_new_roman_w_hansi_times_new_roman_w_cs_times_new_roman_w_sz_w_val_24_w_szcs_w_val_24_w_rpr_w_t_xml_space_preserve }}</w:t>
+        <w:t xml:space="preserve">{{ children_name_third }} {{ children_year_of_birth }}</w:t>
       </w:r>
       <w:r>
         <w:rPr>
@@ -402,7 +401,7 @@
           <w:sz w:val="24"/>
           <w:szCs w:val="24"/>
         </w:rPr>
-        <w:t xml:space="preserve">{{ w_t_w_r_w_r_w_rsidr_007559e7_w_rpr_w_rfonts_w_ascii_times_new_roman_w_hansi_times_new_roman_w_cs_times_new_roman_w_sz_w_val_24_w_szcs_w_val_24_w_lang_w_val_en_us_w_rpr_w_t_defendant_w_t_w_r_w_r_w_rsidr_007559e7_w_rsidrpr_007559e7_w_rpr_w_rfonts_w_ascii_times_new_roman_w_hansi_times_new_roman_w_cs_times_new_roman_w_sz_w_val_24_w_szcs_w_val_24_w_rpr_w_t_w_t_w_r_w_r_w_rsidr_0021101d_w_rpr_w_rfonts_w_ascii_times_new_roman_w_hansi_times_new_roman_w_cs_times_new_roman_w_sz_w_val_24_w_szcs_w_val_24_w_lang_w_val_en_us_w_rpr_w_t_text_w_t_w_r_w_r_w_rsidr_0021101d_w_rsidrpr_0021101d_w_rpr_w_rfonts_w_ascii_times_new_roman_w_hansi_times_new_roman_w_cs_times_new_roman_w_sz_w_val_24_w_szcs_w_val_24_w_rpr_w_t_w_t_w_r_w_r_w_rsidr_0021101d_w_rpr_w_rfonts_w_ascii_times_new_roman_w_hansi_times_new_roman_w_cs_times_new_roman_w_sz_w_val_24_w_szcs_w_val_24_w_lang_w_val_en_us_w_rpr_w_t_third_w_t_w_r_w_r_w_rsidr_007559e7_w_rsidrpr_007559e7_w_rpr_w_rfonts_w_ascii_times_new_roman_w_hansi_times_new_roman_w_cs_times_new_roman_w_sz_w_val_24_w_szcs_w_val_24_w_rpr_w_t_xml_space_preserve }}</w:t>
+        <w:t xml:space="preserve">{{ defendant_text_third }}</w:t>
       </w:r>
       <w:r>
         <w:rPr>
@@ -418,7 +417,7 @@
           <w:sz w:val="24"/>
           <w:szCs w:val="24"/>
         </w:rPr>
-        <w:t xml:space="preserve">{{ w_t_w_r_w_r_w_rsidr_007559e7_w_rpr_w_rfonts_w_ascii_times_new_roman_w_hansi_times_new_roman_w_cs_times_new_roman_w_sz_w_val_24_w_szcs_w_val_24_w_lang_w_val_en_us_w_rpr_w_t_leave_w_t_w_r_w_r_w_rsidr_007559e7_w_rsidrpr_007559e7_w_rpr_w_rfonts_w_ascii_times_new_roman_w_hansi_times_new_roman_w_cs_times_new_roman_w_sz_w_val_24_w_szcs_w_val_24_w_rpr_w_t_w_t_w_r_w_r_w_rsidr_007559e7_w_rpr_w_rfonts_w_ascii_times_new_roman_w_hansi_times_new_roman_w_cs_times_new_roman_w_sz_w_val_24_w_szcs_w_val_24_w_lang_w_val_en_us_w_rpr_w_t_family_w_t_w_r_w_r_w_rsidr_007559e7_w_rsidrpr_007559e7_w_rpr_w_rfonts_w_ascii_times_new_roman_w_hansi_times_new_roman_w_cs_times_new_roman_w_sz_w_val_24_w_szcs_w_val_24_w_rpr_w_t_w_t_w_r_w_r_w_rsidr_007559e7_w_rpr_w_rfonts_w_ascii_times_new_roman_w_hansi_times_new_roman_w_cs_times_new_roman_w_sz_w_val_24_w_szcs_w_val_24_w_lang_w_val_en_us_w_rpr_w_t_date_w_t_w_r_w_r_w_rsidr_007559e7_w_rsidrpr_007559e7_w_rpr_w_rfonts_w_ascii_times_new_roman_w_hansi_times_new_roman_w_cs_times_new_roman_w_sz_w_val_24_w_szcs_w_val_24_w_rpr_w_t_xml_space_preserve }}</w:t>
+        <w:t xml:space="preserve">{{ leave_family_date }}</w:t>
       </w:r>
       <w:r>
         <w:rPr>
@@ -460,7 +459,7 @@
           <w:sz w:val="24"/>
           <w:szCs w:val="24"/>
         </w:rPr>
-        <w:t xml:space="preserve">{{ w_t_w_r_w_r_w_rsidr_007559e7_w_rpr_w_rfonts_w_ascii_times_new_roman_w_hansi_times_new_roman_w_cs_times_new_roman_w_sz_w_val_24_w_szcs_w_val_24_w_lang_w_val_en_us_w_rpr_w_t_plot_w_t_w_r_w_r_w_rsidr_007559e7_w_rsidrpr_007559e7_w_rpr_w_rfonts_w_ascii_times_new_roman_w_hansi_times_new_roman_w_cs_times_new_roman_w_sz_w_val_24_w_szcs_w_val_24_w_rpr_w_t_w_t_w_r_w_r_w_rsidr_007559e7_w_rpr_w_rfonts_w_ascii_times_new_roman_w_hansi_times_new_roman_w_cs_times_new_roman_w_sz_w_val_24_w_szcs_w_val_24_w_lang_w_val_en_us_w_rpr_w_t_num_w_t_w_r_w_r_w_rsidr_007559e7_w_rsidrpr_007559e7_w_rpr_w_rfonts_w_ascii_times_new_roman_w_hansi_times_new_roman_w_cs_times_new_roman_w_sz_w_val_24_w_szcs_w_val_24_w_rpr_w_t_xml_space_preserve }}</w:t>
+        <w:t xml:space="preserve">{{ plot_num }}</w:t>
       </w:r>
       <w:r>
         <w:rPr>
@@ -476,7 +475,7 @@
           <w:sz w:val="24"/>
           <w:szCs w:val="24"/>
         </w:rPr>
-        <w:t xml:space="preserve">{{ w_t_w_r_w_r_w_rsidr_007559e7_w_rpr_w_rfonts_w_ascii_times_new_roman_w_hansi_times_new_roman_w_cs_times_new_roman_w_sz_w_val_24_w_szcs_w_val_24_w_lang_w_val_en_us_w_rpr_w_t_plot_w_t_w_r_w_r_w_rsidr_007559e7_w_rsidrpr_007559e7_w_rpr_w_rfonts_w_ascii_times_new_roman_w_hansi_times_new_roman_w_cs_times_new_roman_w_sz_w_val_24_w_szcs_w_val_24_w_rpr_w_t_w_t_w_r_w_r_w_rsidr_007559e7_w_rpr_w_rfonts_w_ascii_times_new_roman_w_hansi_times_new_roman_w_cs_times_new_roman_w_sz_w_val_24_w_szcs_w_val_24_w_lang_w_val_en_us_w_rpr_w_t_address_w_t_w_r_w_r_w_rsidr_007559e7_w_rsidrpr_007559e7_w_rpr_w_rfonts_w_ascii_times_new_roman_w_hansi_times_new_roman_w_cs_times_new_roman_w_sz_w_val_24_w_szcs_w_val_24_w_rpr_w_t_xml_space_preserve }}</w:t>
+        <w:t xml:space="preserve">{{ plot_address }}</w:t>
       </w:r>
       <w:r>
         <w:rPr>
@@ -492,7 +491,7 @@
           <w:sz w:val="24"/>
           <w:szCs w:val="24"/>
         </w:rPr>
-        <w:t xml:space="preserve">{{ w_t_w_r_w_r_w_rsidr_007559e7_w_rpr_w_rfonts_w_ascii_times_new_roman_w_hansi_times_new_roman_w_cs_times_new_roman_w_sz_w_val_24_w_szcs_w_val_24_w_lang_w_val_en_us_w_rpr_w_t_plot_w_t_w_r_w_r_w_rsidr_007559e7_w_rsidrpr_007559e7_w_rpr_w_rfonts_w_ascii_times_new_roman_w_hansi_times_new_roman_w_cs_times_new_roman_w_sz_w_val_24_w_szcs_w_val_24_w_rpr_w_t_w_t_w_r_w_r_w_rsidr_007559e7_w_rpr_w_rfonts_w_ascii_times_new_roman_w_hansi_times_new_roman_w_cs_times_new_roman_w_sz_w_val_24_w_szcs_w_val_24_w_lang_w_val_en_us_w_rpr_w_t_date_w_t_w_r_w_r_w_rsidr_007559e7_w_rsidrpr_007559e7_w_rpr_w_rfonts_w_ascii_times_new_roman_w_hansi_times_new_roman_w_cs_times_new_roman_w_sz_w_val_24_w_szcs_w_val_24_w_rpr_w_t_xml_space_preserve }}</w:t>
+        <w:t xml:space="preserve">{{ plot_date }}</w:t>
       </w:r>
       <w:r>
         <w:rPr>
@@ -526,7 +525,7 @@
           <w:sz w:val="24"/>
           <w:szCs w:val="24"/>
         </w:rPr>
-        <w:t xml:space="preserve">{{ w_t_w_r_w_r_w_rsidr_007559e7_w_rpr_w_rfonts_w_ascii_times_new_roman_w_hansi_times_new_roman_w_cs_times_new_roman_w_sz_w_val_24_w_szcs_w_val_24_w_lang_w_val_en_us_w_rpr_w_t_defendant_w_t_w_r_w_r_w_rsidr_007559e7_w_rsidrpr_007559e7_w_rpr_w_rfonts_w_ascii_times_new_roman_w_hansi_times_new_roman_w_cs_times_new_roman_w_sz_w_val_24_w_szcs_w_val_24_w_rpr_w_t_xml_space_preserve }}</w:t>
+        <w:t xml:space="preserve">{{ defendant }}</w:t>
       </w:r>
       <w:r>
         <w:rPr>
@@ -584,7 +583,7 @@
           <w:sz w:val="24"/>
           <w:szCs w:val="24"/>
         </w:rPr>
-        <w:t xml:space="preserve">{{ w_t_w_r_w_r_w_rsidr_007559e7_w_rpr_w_rfonts_w_ascii_times_new_roman_w_hansi_times_new_roman_w_cs_times_new_roman_w_sz_w_val_24_w_szcs_w_val_24_w_lang_w_val_en_us_w_rpr_w_t_defendant_w_t_w_r_w_r_w_rsidr_007559e7_w_rsidrpr_007559e7_w_rpr_w_rfonts_w_ascii_times_new_roman_w_hansi_times_new_roman_w_cs_times_new_roman_w_sz_w_val_24_w_szcs_w_val_24_w_rpr_w_t_w_t_w_r_w_r_w_rsidr_0021101d_w_rpr_w_rfonts_w_ascii_times_new_roman_w_hansi_times_new_roman_w_cs_times_new_roman_w_sz_w_val_24_w_szcs_w_val_24_w_lang_w_val_en_us_w_rpr_w_t_text_w_t_w_r_w_r_w_rsidr_007559e7_w_rsidrpr_007559e7_w_rpr_w_rfonts_w_ascii_times_new_roman_w_hansi_times_new_roman_w_cs_times_new_roman_w_sz_w_val_24_w_szcs_w_val_24_w_rpr_w_t_xml_space_preserve }}</w:t>
+        <w:t xml:space="preserve">{{ defendant_text }}</w:t>
       </w:r>
       <w:r>
         <w:rPr>
@@ -600,7 +599,7 @@
           <w:sz w:val="24"/>
           <w:szCs w:val="24"/>
         </w:rPr>
-        <w:t xml:space="preserve">{{ w_t_w_r_w_r_w_rsidr_007559e7_w_rpr_w_rfonts_w_ascii_times_new_roman_w_hansi_times_new_roman_w_cs_times_new_roman_w_sz_w_val_24_w_szcs_w_val_24_w_lang_w_val_en_us_w_rpr_w_t_part_w_t_w_r_w_r_w_rsidr_007559e7_w_rsidrpr_007559e7_w_rpr_w_rfonts_w_ascii_times_new_roman_w_hansi_times_new_roman_w_cs_times_new_roman_w_sz_w_val_24_w_szcs_w_val_24_w_rpr_w_t_xml_space_preserve }} </w:t>
+        <w:t xml:space="preserve">{{ part }} </w:t>
       </w:r>
       <w:r>
         <w:rPr>
@@ -616,7 +615,7 @@
           <w:sz w:val="24"/>
           <w:szCs w:val="24"/>
         </w:rPr>
-        <w:t xml:space="preserve">{{ w_t_w_r_w_r_w_rsidr_007559e7_w_rpr_w_rfonts_w_ascii_times_new_roman_w_hansi_times_new_roman_w_cs_times_new_roman_w_sz_w_val_24_w_szcs_w_val_24_w_lang_w_val_en_us_w_rpr_w_t_children_w_t_w_r_w_r_w_rsidr_007559e7_w_rsidrpr_007559e7_w_rpr_w_rfonts_w_ascii_times_new_roman_w_hansi_times_new_roman_w_cs_times_new_roman_w_sz_w_val_24_w_szcs_w_val_24_w_rpr_w_t_w_t_w_r_w_r_w_rsidr_007559e7_w_rpr_w_rfonts_w_ascii_times_new_roman_w_hansi_times_new_roman_w_cs_times_new_roman_w_sz_w_val_24_w_szcs_w_val_24_w_lang_w_val_en_us_w_rpr_w_t_name_w_t_w_r_w_r_w_rsidr_007559e7_w_rsidrpr_007559e7_w_rpr_w_rfonts_w_ascii_times_new_roman_w_hansi_times_new_roman_w_cs_times_new_roman_w_sz_w_val_24_w_szcs_w_val_24_w_rpr_w_t_w_t_w_r_w_r_w_rsidr_0021101d_w_rpr_w_rfonts_w_ascii_times_new_roman_w_hansi_times_new_roman_w_cs_times_new_roman_w_sz_w_val_24_w_szcs_w_val_24_w_lang_w_val_en_us_w_rpr_w_t_text_w_t_w_r_w_r_w_rsidr_007559e7_w_rsidrpr_007559e7_w_rpr_w_rfonts_w_ascii_times_new_roman_w_hansi_times_new_roman_w_cs_times_new_roman_w_sz_w_val_24_w_szcs_w_val_24_w_rpr_w_t_xml_space_preserve }}</w:t>
+        <w:t xml:space="preserve">{{ children_name_text }}</w:t>
       </w:r>
       <w:r>
         <w:rPr>
@@ -638,15 +637,14 @@
           <w:lang w:val="en-US"/>
         </w:rPr>
       </w:pPr>
-      <w:proofErr w:type="gramStart"/>
-      <w:r>
-        <w:rPr>
-          <w:rFonts w:ascii="Times New Roman" w:hAnsi="Times New Roman" w:cs="Times New Roman"/>
-          <w:sz w:val="24"/>
-          <w:szCs w:val="24"/>
-          <w:lang w:val="en-US"/>
-        </w:rPr>
-        <w:t>{{ plaintiff_w_t_w_r_w_prooferr_w_type_gramend_w_r_w_rpr_w_rfonts_w_ascii_times_new_roman_w_hansi_times_new_roman_w_cs_times_new_roman_w_sz_w_val_24_w_szcs_w_val_24_w_lang_w_val_en_us_w_rpr_w_t_xml_space_preserve }}</w:t>
+      <w:r>
+        <w:rPr>
+          <w:rFonts w:ascii="Times New Roman" w:hAnsi="Times New Roman" w:cs="Times New Roman"/>
+          <w:sz w:val="24"/>
+          <w:szCs w:val="24"/>
+          <w:lang w:val="en-US"/>
+        </w:rPr>
+        <w:t>{{ plaintiff }}</w:t>
       </w:r>
       <w:r>
         <w:rPr>
@@ -666,7 +664,7 @@
           <w:szCs w:val="24"/>
           <w:lang w:val="en-US"/>
         </w:rPr>
-        <w:t>{{ w_t_w_r_w_r_w_rsidr_0021101d_w_rpr_w_rfonts_w_ascii_times_new_roman_w_hansi_times_new_roman_w_cs_times_new_roman_w_i_w_ics_w_sz_w_val_24_w_szcs_w_val_24_w_rpr_w_t_xml_space_preserve_w_t_w_r_w_r_w_rsidr_0021101d_w_rpr_w_rfonts_w_ascii_times_new_roman_w_hansi_times_new_roman_w_cs_times_new_roman_w_i_w_ics_w_sz_w_val_24_w_szcs_w_val_24_w_lang_w_val_en_us_w_rpr_w_t_xml_space_preserve_signature_w_t_w_r_w_r_w_rsidrpr_007559e7_w_rpr_w_rfonts_w_ascii_times_new_roman_w_hansi_times_new_roman_w_cs_times_new_roman_w_i_w_ics_w_sz_w_val_24_w_szcs_w_val_24_w_lang_w_val_en_us_w_rpr_w_t }}</w:t>
+        <w:t>{{ signature }}</w:t>
       </w:r>
       <w:r>
         <w:rPr>
